--- a/Samiul_Alam_Sumel_CV.docx
+++ b/Samiul_Alam_Sumel_CV.docx
@@ -1089,6 +1089,97 @@
     </w:p>
     <w:p>
       <w:pPr>
+        <w:spacing w:before="80" w:after="20"/>
+      </w:pPr>
+      <w:r>
+        <w:rPr>
+          <w:b/>
+          <w:color w:val="1E3A5F"/>
+          <w:sz w:val="20"/>
+        </w:rPr>
+        <w:t>English Mastery</w:t>
+      </w:r>
+      <w:r>
+        <w:rPr>
+          <w:color w:val="5A5A5A"/>
+          <w:sz w:val="17"/>
+        </w:rPr>
+        <w:t xml:space="preserve">   —   </w:t>
+      </w:r>
+      <w:hyperlink r:id="rId25">
+        <w:r>
+          <w:rPr>
+            <w:rFonts w:ascii="Calibri" w:hAnsi="Calibri"/>
+            <w:u w:val="single"/>
+            <w:color w:val="B8862A"/>
+            <w:sz w:val="17.6"/>
+          </w:rPr>
+          <w:t>Live</w:t>
+        </w:r>
+      </w:hyperlink>
+      <w:r>
+        <w:rPr>
+          <w:color w:val="5A5A5A"/>
+          <w:sz w:val="17"/>
+        </w:rPr>
+        <w:t xml:space="preserve">  |  </w:t>
+      </w:r>
+      <w:hyperlink r:id="rId26">
+        <w:r>
+          <w:rPr>
+            <w:rFonts w:ascii="Calibri" w:hAnsi="Calibri"/>
+            <w:u w:val="single"/>
+            <w:color w:val="B8862A"/>
+            <w:sz w:val="17.6"/>
+          </w:rPr>
+          <w:t>GitHub</w:t>
+        </w:r>
+      </w:hyperlink>
+    </w:p>
+    <w:p>
+      <w:pPr>
+        <w:spacing w:after="20" w:line="252" w:lineRule="auto"/>
+        <w:jc w:val="both"/>
+      </w:pPr>
+      <w:r>
+        <w:rPr>
+          <w:i/>
+          <w:color w:val="5A5A5A"/>
+          <w:sz w:val="18"/>
+        </w:rPr>
+        <w:t>Problem: English-reading material online is usually a loose pile of pages with no level structure, so a learner can't tell where they are or what to read next.</w:t>
+      </w:r>
+    </w:p>
+    <w:p>
+      <w:pPr>
+        <w:spacing w:after="20" w:line="252" w:lineRule="auto"/>
+        <w:jc w:val="both"/>
+      </w:pPr>
+      <w:r>
+        <w:rPr>
+          <w:i w:val="0"/>
+          <w:color w:val="2A2A2A"/>
+          <w:sz w:val="18"/>
+        </w:rPr>
+        <w:t>Content-driven learning platform: 88 reading lessons across 9 skill levels, each paired with a writing task and a speaking drill. A Node build script validates every Markdown lesson against a schema and generates the whole static site, so adding a lesson is a one-file change. Zero-framework HTML/CSS/vanilla JS output, GitHub Actions CI, auto-deployed to Cloudflare Pages.</w:t>
+      </w:r>
+    </w:p>
+    <w:p>
+      <w:pPr>
+        <w:spacing w:after="60" w:line="252" w:lineRule="auto"/>
+        <w:jc w:val="both"/>
+      </w:pPr>
+      <w:r>
+        <w:rPr>
+          <w:i/>
+          <w:color w:val="5A5A5A"/>
+          <w:sz w:val="17"/>
+        </w:rPr>
+        <w:t>Tech: Node.js, Vanilla JS, Static Site Generation, GitHub Actions, Cloudflare Pages</w:t>
+      </w:r>
+    </w:p>
+    <w:p>
+      <w:pPr>
         <w:spacing w:before="20" w:after="0" w:line="240" w:lineRule="auto"/>
       </w:pPr>
       <w:r>
@@ -1106,7 +1197,7 @@
         </w:rPr>
         <w:t xml:space="preserve">   —   </w:t>
       </w:r>
-      <w:hyperlink r:id="rId25">
+      <w:hyperlink r:id="rId27">
         <w:r>
           <w:rPr>
             <w:rFonts w:ascii="Calibri" w:hAnsi="Calibri"/>
@@ -1124,7 +1215,7 @@
         </w:rPr>
         <w:t xml:space="preserve">  |  </w:t>
       </w:r>
-      <w:hyperlink r:id="rId26">
+      <w:hyperlink r:id="rId28">
         <w:r>
           <w:rPr>
             <w:rFonts w:ascii="Calibri" w:hAnsi="Calibri"/>
@@ -1177,7 +1268,7 @@
         </w:rPr>
         <w:t xml:space="preserve">   —   </w:t>
       </w:r>
-      <w:hyperlink r:id="rId27">
+      <w:hyperlink r:id="rId29">
         <w:r>
           <w:rPr>
             <w:rFonts w:ascii="Calibri" w:hAnsi="Calibri"/>

--- a/Samiul_Alam_Sumel_CV.docx
+++ b/Samiul_Alam_Sumel_CV.docx
@@ -888,7 +888,7 @@
           <w:color w:val="2A2A2A"/>
           <w:sz w:val="18"/>
         </w:rPr>
-        <w:t>Single-file, client-side project requirement intake form — structured questions, no backend required, mailto-based report so the completed brief lands directly in an inbox.</w:t>
+        <w:t>Project requirement intake form — 18 structured sections, a serverless submission API, and a password-protected admin dashboard that tracks each lead from New to Won/Lost, with the client's own email app as a fallback.</w:t>
       </w:r>
     </w:p>
     <w:p>
@@ -902,7 +902,7 @@
           <w:color w:val="5A5A5A"/>
           <w:sz w:val="17"/>
         </w:rPr>
-        <w:t>Tech: JavaScript, HTML/CSS, Client-Side Only</w:t>
+        <w:t>Tech: JavaScript, HTML/CSS, Cloudflare Pages Functions, GitHub API</w:t>
       </w:r>
     </w:p>
     <w:p>
@@ -1070,7 +1070,7 @@
           <w:color w:val="2A2A2A"/>
           <w:sz w:val="18"/>
         </w:rPr>
-        <w:t>Next.js static-export culinary encyclopedia on Cloudflare Pages: continent -&gt; country -&gt; dish browsing, client-side search, and a per-dish confidence rating instead of presenting every entry as equally certain. Cloudflare Worker proxies a private GitHub data repo, admin CRUD, and a Durable-Object-backed visit counter. Asia live (7 countries, 280 dishes); other continents planned.</w:t>
+        <w:t>Next.js static-export culinary encyclopedia on Cloudflare Pages: continent -&gt; country -&gt; dish browsing, client-side search, and a per-dish confidence rating instead of presenting every entry as equally certain. Cloudflare Worker proxies a private GitHub data repo, admin CRUD, and a Durable-Object-backed visit counter. Asia live (7 countries, 295 dishes); other continents planned.</w:t>
       </w:r>
     </w:p>
     <w:p>
@@ -1161,7 +1161,7 @@
           <w:color w:val="2A2A2A"/>
           <w:sz w:val="18"/>
         </w:rPr>
-        <w:t>Content-driven learning platform: 88 reading lessons across 9 skill levels, each paired with a writing task and a speaking drill. A Node build script validates every Markdown lesson against a schema and generates the whole static site, so adding a lesson is a one-file change. Zero-framework HTML/CSS/vanilla JS output, GitHub Actions CI, auto-deployed to Cloudflare Pages.</w:t>
+        <w:t>Content-driven learning platform: 88 reading lessons across 9 skill levels with 87 paired writing tasks and speaking drills. A Node build script validates every Markdown lesson against a schema and generates the whole static site, so adding a lesson is a one-file change. Zero-framework HTML/CSS/vanilla JS output, GitHub Actions CI, auto-deployed to Cloudflare Pages.</w:t>
       </w:r>
     </w:p>
     <w:p>

--- a/Samiul_Alam_Sumel_CV.docx
+++ b/Samiul_Alam_Sumel_CV.docx
@@ -1321,7 +1321,7 @@
           <w:color w:val="2A2A2A"/>
           <w:sz w:val="17"/>
         </w:rPr>
-        <w:t>Self-directed practice building production-style Bash automation for deployment (auto-deploy-pipeline), SSL certificate renewal (auto-ssl-manager), and log/security monitoring (log-analyzer-alert). Daily Linux (Ubuntu) user; self-driven learning, not job-critical production work.</w:t>
+        <w:t>Six self-directed Bash automation projects: zero-downtime deployment with auto-rollback (auto-deploy-pipeline), SSL certificate monitoring and renewal (auto-ssl-manager), log analysis and threat alerting (log-analyzer-alert), CSV-driven user/access lifecycle management (linux-user-access-mgmt), user/group provisioning and sudo policy automation (enterprise-user-mgmt), and multi-team file-sharing permissions with POSIX ACLs (secure-file-sharing). Daily Linux (Ubuntu) user; self-driven learning, not job-critical production work.</w:t>
       </w:r>
     </w:p>
     <w:p>

--- a/Samiul_Alam_Sumel_CV.docx
+++ b/Samiul_Alam_Sumel_CV.docx
@@ -659,25 +659,7 @@
             <w:color w:val="B8862A"/>
             <w:sz w:val="17.6"/>
           </w:rPr>
-          <w:t>Live</w:t>
-        </w:r>
-      </w:hyperlink>
-      <w:r>
-        <w:rPr>
-          <w:color w:val="5A5A5A"/>
-          <w:sz w:val="17"/>
-        </w:rPr>
-        <w:t xml:space="preserve">  |  </w:t>
-      </w:r>
-      <w:hyperlink r:id="rId16">
-        <w:r>
-          <w:rPr>
-            <w:rFonts w:ascii="Calibri" w:hAnsi="Calibri"/>
-            <w:u w:val="single"/>
-            <w:color w:val="B8862A"/>
-            <w:sz w:val="17.6"/>
-          </w:rPr>
-          <w:t>GitHub</w:t>
+          <w:t>Case study</w:t>
         </w:r>
       </w:hyperlink>
     </w:p>
@@ -742,7 +724,7 @@
         </w:rPr>
         <w:t xml:space="preserve">   —   </w:t>
       </w:r>
-      <w:hyperlink r:id="rId17">
+      <w:hyperlink r:id="rId16">
         <w:r>
           <w:rPr>
             <w:rFonts w:ascii="Calibri" w:hAnsi="Calibri"/>
@@ -750,25 +732,7 @@
             <w:color w:val="B8862A"/>
             <w:sz w:val="17.6"/>
           </w:rPr>
-          <w:t>Live</w:t>
-        </w:r>
-      </w:hyperlink>
-      <w:r>
-        <w:rPr>
-          <w:color w:val="5A5A5A"/>
-          <w:sz w:val="17"/>
-        </w:rPr>
-        <w:t xml:space="preserve">  |  </w:t>
-      </w:r>
-      <w:hyperlink r:id="rId18">
-        <w:r>
-          <w:rPr>
-            <w:rFonts w:ascii="Calibri" w:hAnsi="Calibri"/>
-            <w:u w:val="single"/>
-            <w:color w:val="B8862A"/>
-            <w:sz w:val="17.6"/>
-          </w:rPr>
-          <w:t>GitHub</w:t>
+          <w:t>Case study</w:t>
         </w:r>
       </w:hyperlink>
     </w:p>
@@ -833,7 +797,7 @@
         </w:rPr>
         <w:t xml:space="preserve">   —   </w:t>
       </w:r>
-      <w:hyperlink r:id="rId19">
+      <w:hyperlink r:id="rId17">
         <w:r>
           <w:rPr>
             <w:rFonts w:ascii="Calibri" w:hAnsi="Calibri"/>
@@ -851,7 +815,7 @@
         </w:rPr>
         <w:t xml:space="preserve">  |  </w:t>
       </w:r>
-      <w:hyperlink r:id="rId20">
+      <w:hyperlink r:id="rId18">
         <w:r>
           <w:rPr>
             <w:rFonts w:ascii="Calibri" w:hAnsi="Calibri"/>
@@ -924,7 +888,7 @@
         </w:rPr>
         <w:t xml:space="preserve">   —   </w:t>
       </w:r>
-      <w:hyperlink r:id="rId21">
+      <w:hyperlink r:id="rId19">
         <w:r>
           <w:rPr>
             <w:rFonts w:ascii="Calibri" w:hAnsi="Calibri"/>
@@ -942,7 +906,7 @@
         </w:rPr>
         <w:t xml:space="preserve">  |  </w:t>
       </w:r>
-      <w:hyperlink r:id="rId22">
+      <w:hyperlink r:id="rId20">
         <w:r>
           <w:rPr>
             <w:rFonts w:ascii="Calibri" w:hAnsi="Calibri"/>
@@ -1015,7 +979,7 @@
         </w:rPr>
         <w:t xml:space="preserve">   —   </w:t>
       </w:r>
-      <w:hyperlink r:id="rId23">
+      <w:hyperlink r:id="rId21">
         <w:r>
           <w:rPr>
             <w:rFonts w:ascii="Calibri" w:hAnsi="Calibri"/>
@@ -1033,7 +997,7 @@
         </w:rPr>
         <w:t xml:space="preserve">  |  </w:t>
       </w:r>
-      <w:hyperlink r:id="rId24">
+      <w:hyperlink r:id="rId22">
         <w:r>
           <w:rPr>
             <w:rFonts w:ascii="Calibri" w:hAnsi="Calibri"/>
@@ -1106,7 +1070,7 @@
         </w:rPr>
         <w:t xml:space="preserve">   —   </w:t>
       </w:r>
-      <w:hyperlink r:id="rId25">
+      <w:hyperlink r:id="rId23">
         <w:r>
           <w:rPr>
             <w:rFonts w:ascii="Calibri" w:hAnsi="Calibri"/>
@@ -1124,7 +1088,7 @@
         </w:rPr>
         <w:t xml:space="preserve">  |  </w:t>
       </w:r>
-      <w:hyperlink r:id="rId26">
+      <w:hyperlink r:id="rId24">
         <w:r>
           <w:rPr>
             <w:rFonts w:ascii="Calibri" w:hAnsi="Calibri"/>
@@ -1197,7 +1161,7 @@
         </w:rPr>
         <w:t xml:space="preserve">   —   </w:t>
       </w:r>
-      <w:hyperlink r:id="rId27">
+      <w:hyperlink r:id="rId25">
         <w:r>
           <w:rPr>
             <w:rFonts w:ascii="Calibri" w:hAnsi="Calibri"/>
@@ -1215,7 +1179,7 @@
         </w:rPr>
         <w:t xml:space="preserve">  |  </w:t>
       </w:r>
-      <w:hyperlink r:id="rId28">
+      <w:hyperlink r:id="rId26">
         <w:r>
           <w:rPr>
             <w:rFonts w:ascii="Calibri" w:hAnsi="Calibri"/>
@@ -1268,7 +1232,7 @@
         </w:rPr>
         <w:t xml:space="preserve">   —   </w:t>
       </w:r>
-      <w:hyperlink r:id="rId29">
+      <w:hyperlink r:id="rId27">
         <w:r>
           <w:rPr>
             <w:rFonts w:ascii="Calibri" w:hAnsi="Calibri"/>
